--- a/assets/templates/company-registration-single.docx
+++ b/assets/templates/company-registration-single.docx
@@ -1422,7 +1422,6 @@
     </w:p>
     <w:tbl>
       <w:tblPr>
-        <w:tblpPr w:leftFromText="180" w:rightFromText="180" w:vertAnchor="text" w:horzAnchor="margin" w:tblpXSpec="center" w:tblpY="177"/>
         <w:tblW w:w="5306" w:type="pct"/>
         <w:tblBorders>
           <w:top w:val="single" w:sz="4" w:space="0" w:color="auto"/>
@@ -1459,6 +1458,7 @@
           </w:tcPr>
           <w:p>
             <w:pPr>
+              <w:keepNext/>
               <w:spacing w:line="300" w:lineRule="auto"/>
               <w:jc w:val="both"/>
               <w:rPr>
@@ -1483,6 +1483,7 @@
           </w:tcPr>
           <w:p>
             <w:pPr>
+              <w:keepNext/>
               <w:spacing w:line="300" w:lineRule="auto"/>
               <w:jc w:val="center"/>
               <w:rPr>
@@ -1507,6 +1508,7 @@
           </w:tcPr>
           <w:p>
             <w:pPr>
+              <w:keepNext/>
               <w:spacing w:line="300" w:lineRule="auto"/>
               <w:jc w:val="center"/>
               <w:rPr>
@@ -1531,6 +1533,7 @@
           </w:tcPr>
           <w:p>
             <w:pPr>
+              <w:keepNext/>
               <w:spacing w:line="300" w:lineRule="auto"/>
               <w:jc w:val="center"/>
               <w:rPr>
@@ -1555,6 +1558,7 @@
           </w:tcPr>
           <w:p>
             <w:pPr>
+              <w:keepNext/>
               <w:spacing w:line="300" w:lineRule="auto"/>
               <w:jc w:val="both"/>
               <w:rPr>
@@ -1579,6 +1583,7 @@
           </w:tcPr>
           <w:p>
             <w:pPr>
+              <w:keepNext/>
               <w:spacing w:line="300" w:lineRule="auto"/>
               <w:jc w:val="both"/>
               <w:rPr>
@@ -4181,7 +4186,6 @@
     </w:p>
     <w:tbl>
       <w:tblPr>
-        <w:tblpPr w:leftFromText="180" w:rightFromText="180" w:vertAnchor="text" w:horzAnchor="margin" w:tblpXSpec="center" w:tblpY="177"/>
         <w:tblW w:w="5306" w:type="pct"/>
         <w:tblBorders>
           <w:top w:val="single" w:sz="4" w:space="0" w:color="auto"/>
@@ -4218,6 +4222,7 @@
           </w:tcPr>
           <w:p>
             <w:pPr>
+              <w:keepNext/>
               <w:spacing w:line="300" w:lineRule="auto"/>
               <w:jc w:val="both"/>
               <w:rPr>
@@ -4242,6 +4247,7 @@
           </w:tcPr>
           <w:p>
             <w:pPr>
+              <w:keepNext/>
               <w:spacing w:line="300" w:lineRule="auto"/>
               <w:jc w:val="center"/>
               <w:rPr>
@@ -4266,6 +4272,7 @@
           </w:tcPr>
           <w:p>
             <w:pPr>
+              <w:keepNext/>
               <w:spacing w:line="300" w:lineRule="auto"/>
               <w:jc w:val="center"/>
               <w:rPr>
@@ -4290,6 +4297,7 @@
           </w:tcPr>
           <w:p>
             <w:pPr>
+              <w:keepNext/>
               <w:spacing w:line="300" w:lineRule="auto"/>
               <w:jc w:val="center"/>
               <w:rPr>
@@ -4314,6 +4322,7 @@
           </w:tcPr>
           <w:p>
             <w:pPr>
+              <w:keepNext/>
               <w:spacing w:line="300" w:lineRule="auto"/>
               <w:jc w:val="both"/>
               <w:rPr>
@@ -4338,6 +4347,7 @@
           </w:tcPr>
           <w:p>
             <w:pPr>
+              <w:keepNext/>
               <w:spacing w:line="300" w:lineRule="auto"/>
               <w:jc w:val="both"/>
               <w:rPr>

--- a/assets/templates/company-registration-single.docx
+++ b/assets/templates/company-registration-single.docx
@@ -52,6 +52,8 @@
     </w:p>
     <w:p>
       <w:pPr>
+        <w:keepNext/>
+        <w:keepLines/>
         <w:spacing w:line="300" w:lineRule="auto"/>
         <w:ind w:right="-97"/>
         <w:jc w:val="center"/>
@@ -72,6 +74,8 @@
     </w:p>
     <w:p>
       <w:pPr>
+        <w:keepNext/>
+        <w:keepLines/>
         <w:spacing w:line="300" w:lineRule="auto"/>
         <w:ind w:left="-450" w:right="-97" w:firstLine="270"/>
         <w:jc w:val="center"/>
@@ -92,6 +96,8 @@
     </w:p>
     <w:p>
       <w:pPr>
+        <w:keepNext/>
+        <w:keepLines/>
         <w:spacing w:line="300" w:lineRule="auto"/>
         <w:jc w:val="center"/>
         <w:rPr>
@@ -113,6 +119,7 @@
     </w:p>
     <w:p>
       <w:pPr>
+        <w:keepLines/>
         <w:spacing w:line="300" w:lineRule="auto"/>
         <w:jc w:val="center"/>
         <w:rPr>
@@ -136,6 +143,7 @@
     </w:p>
     <w:p>
       <w:pPr>
+        <w:keepLines/>
         <w:spacing w:line="300" w:lineRule="auto"/>
         <w:ind w:left="720" w:hanging="720"/>
         <w:rPr>
@@ -217,6 +225,8 @@
     </w:p>
     <w:p>
       <w:pPr>
+        <w:keepNext/>
+        <w:keepLines/>
         <w:spacing w:line="300" w:lineRule="auto"/>
         <w:jc w:val="both"/>
         <w:rPr>
@@ -250,6 +260,7 @@
     </w:p>
     <w:p>
       <w:pPr>
+        <w:keepLines/>
         <w:spacing w:line="300" w:lineRule="auto"/>
         <w:ind w:left="1440" w:hanging="720"/>
         <w:jc w:val="both"/>
@@ -301,6 +312,8 @@
     </w:p>
     <w:p>
       <w:pPr>
+        <w:keepNext/>
+        <w:keepLines/>
         <w:tabs>
           <w:tab w:val="left" w:pos="720"/>
         </w:tabs>
@@ -340,6 +353,8 @@
     </w:p>
     <w:p>
       <w:pPr>
+        <w:keepNext/>
+        <w:keepLines/>
         <w:tabs>
           <w:tab w:val="left" w:pos="720"/>
         </w:tabs>
@@ -361,6 +376,7 @@
     </w:p>
     <w:p>
       <w:pPr>
+        <w:keepLines/>
         <w:tabs>
           <w:tab w:val="left" w:pos="720"/>
         </w:tabs>
@@ -384,6 +400,7 @@
     </w:p>
     <w:p>
       <w:pPr>
+        <w:keepLines/>
         <w:tabs>
           <w:tab w:val="left" w:pos="720"/>
         </w:tabs>
@@ -423,6 +440,8 @@
     </w:p>
     <w:p>
       <w:pPr>
+        <w:keepNext/>
+        <w:keepLines/>
         <w:spacing w:line="300" w:lineRule="auto"/>
         <w:ind w:left="720" w:hanging="720"/>
         <w:jc w:val="both"/>
@@ -453,6 +472,7 @@
     </w:p>
     <w:p>
       <w:pPr>
+        <w:keepLines/>
         <w:spacing w:line="300" w:lineRule="auto"/>
         <w:ind w:left="720" w:hanging="720"/>
         <w:jc w:val="both"/>
@@ -479,6 +499,7 @@
     </w:p>
     <w:p>
       <w:pPr>
+        <w:keepLines/>
         <w:spacing w:line="360" w:lineRule="auto"/>
         <w:ind w:left="1440" w:hanging="720"/>
         <w:jc w:val="both"/>
@@ -502,6 +523,8 @@
     </w:p>
     <w:p>
       <w:pPr>
+        <w:keepNext/>
+        <w:keepLines/>
         <w:spacing w:line="360" w:lineRule="auto"/>
         <w:ind w:left="1440" w:hanging="720"/>
         <w:jc w:val="both"/>
@@ -523,6 +546,7 @@
     <w:p>
       <w:pPr>
         <w:pStyle w:val="BlockText"/>
+        <w:keepLines/>
         <w:spacing w:before="120" w:after="120" w:line="360" w:lineRule="auto"/>
         <w:ind w:right="0" w:hanging="720"/>
         <w:rPr>
@@ -544,6 +568,8 @@
     </w:p>
     <w:p>
       <w:pPr>
+        <w:keepNext/>
+        <w:keepLines/>
         <w:spacing w:line="300" w:lineRule="auto"/>
         <w:ind w:left="720" w:hanging="720"/>
         <w:jc w:val="both"/>
@@ -585,6 +611,8 @@
     </w:p>
     <w:p>
       <w:pPr>
+        <w:keepNext/>
+        <w:keepLines/>
         <w:tabs>
           <w:tab w:val="left" w:pos="720"/>
         </w:tabs>
@@ -611,6 +639,8 @@
     </w:p>
     <w:p>
       <w:pPr>
+        <w:keepNext/>
+        <w:keepLines/>
         <w:tabs>
           <w:tab w:val="left" w:pos="720"/>
         </w:tabs>
@@ -637,6 +667,8 @@
     </w:p>
     <w:p>
       <w:pPr>
+        <w:keepNext/>
+        <w:keepLines/>
         <w:tabs>
           <w:tab w:val="left" w:pos="720"/>
         </w:tabs>
@@ -663,6 +695,8 @@
     </w:p>
     <w:p>
       <w:pPr>
+        <w:keepNext/>
+        <w:keepLines/>
         <w:tabs>
           <w:tab w:val="left" w:pos="720"/>
         </w:tabs>
@@ -689,6 +723,7 @@
     </w:p>
     <w:p>
       <w:pPr>
+        <w:keepLines/>
         <w:tabs>
           <w:tab w:val="left" w:pos="720"/>
         </w:tabs>
@@ -715,6 +750,8 @@
     </w:p>
     <w:p>
       <w:pPr>
+        <w:keepNext/>
+        <w:keepLines/>
         <w:tabs>
           <w:tab w:val="left" w:pos="720"/>
         </w:tabs>
@@ -758,6 +795,8 @@
     </w:p>
     <w:p>
       <w:pPr>
+        <w:keepNext/>
+        <w:keepLines/>
         <w:tabs>
           <w:tab w:val="left" w:pos="720"/>
         </w:tabs>
@@ -784,6 +823,8 @@
     </w:p>
     <w:p>
       <w:pPr>
+        <w:keepNext/>
+        <w:keepLines/>
         <w:tabs>
           <w:tab w:val="left" w:pos="720"/>
         </w:tabs>
@@ -810,6 +851,7 @@
     </w:p>
     <w:p>
       <w:pPr>
+        <w:keepLines/>
         <w:tabs>
           <w:tab w:val="left" w:pos="720"/>
         </w:tabs>
@@ -837,6 +879,8 @@
     </w:p>
     <w:p>
       <w:pPr>
+        <w:keepNext/>
+        <w:keepLines/>
         <w:tabs>
           <w:tab w:val="left" w:pos="720"/>
         </w:tabs>
@@ -880,6 +924,8 @@
     </w:p>
     <w:p>
       <w:pPr>
+        <w:keepNext/>
+        <w:keepLines/>
         <w:tabs>
           <w:tab w:val="left" w:pos="720"/>
         </w:tabs>
@@ -906,6 +952,7 @@
     </w:p>
     <w:p>
       <w:pPr>
+        <w:keepLines/>
         <w:tabs>
           <w:tab w:val="left" w:pos="720"/>
         </w:tabs>
@@ -940,6 +987,8 @@
     </w:p>
     <w:p>
       <w:pPr>
+        <w:keepNext/>
+        <w:keepLines/>
         <w:tabs>
           <w:tab w:val="left" w:pos="720"/>
         </w:tabs>
@@ -983,6 +1032,7 @@
     </w:p>
     <w:p>
       <w:pPr>
+        <w:keepLines/>
         <w:tabs>
           <w:tab w:val="left" w:pos="720"/>
         </w:tabs>
@@ -1007,6 +1057,8 @@
     </w:p>
     <w:p>
       <w:pPr>
+        <w:keepNext/>
+        <w:keepLines/>
         <w:tabs>
           <w:tab w:val="left" w:pos="720"/>
         </w:tabs>
@@ -1045,6 +1097,8 @@
     </w:p>
     <w:p>
       <w:pPr>
+        <w:keepNext/>
+        <w:keepLines/>
         <w:tabs>
           <w:tab w:val="left" w:pos="720"/>
         </w:tabs>
@@ -1077,6 +1131,8 @@
     <w:p>
       <w:pPr>
         <w:pStyle w:val="BodyTextIndent2"/>
+        <w:keepNext/>
+        <w:keepLines/>
         <w:spacing w:before="120" w:line="360" w:lineRule="auto"/>
         <w:ind w:left="1440" w:hanging="725"/>
         <w:rPr>
@@ -1098,6 +1154,8 @@
     <w:p>
       <w:pPr>
         <w:pStyle w:val="BodyTextIndent2"/>
+        <w:keepNext/>
+        <w:keepLines/>
         <w:spacing w:before="120" w:line="360" w:lineRule="auto"/>
         <w:ind w:left="1440" w:hanging="725"/>
         <w:rPr>
@@ -1119,6 +1177,8 @@
     <w:p>
       <w:pPr>
         <w:pStyle w:val="BodyTextIndent2"/>
+        <w:keepNext/>
+        <w:keepLines/>
         <w:spacing w:before="120" w:line="360" w:lineRule="auto"/>
         <w:ind w:left="1440" w:hanging="725"/>
         <w:rPr>
@@ -1139,6 +1199,8 @@
     </w:p>
     <w:p>
       <w:pPr>
+        <w:keepNext/>
+        <w:keepLines/>
         <w:tabs>
           <w:tab w:val="left" w:pos="720"/>
         </w:tabs>
@@ -1163,6 +1225,8 @@
     </w:p>
     <w:p>
       <w:pPr>
+        <w:keepNext/>
+        <w:keepLines/>
         <w:tabs>
           <w:tab w:val="left" w:pos="1980"/>
           <w:tab w:val="left" w:pos="2520"/>
@@ -1185,6 +1249,8 @@
     </w:p>
     <w:p>
       <w:pPr>
+        <w:keepNext/>
+        <w:keepLines/>
         <w:tabs>
           <w:tab w:val="left" w:pos="1980"/>
           <w:tab w:val="left" w:pos="2520"/>
@@ -1210,6 +1276,7 @@
     <w:p>
       <w:pPr>
         <w:pStyle w:val="BodyTextIndent2"/>
+        <w:keepLines/>
         <w:spacing w:before="120" w:line="360" w:lineRule="auto"/>
         <w:ind w:left="1440" w:hanging="720"/>
         <w:rPr>
@@ -1229,6 +1296,7 @@
     <w:p>
       <w:pPr>
         <w:pStyle w:val="BodyTextIndent2"/>
+        <w:keepLines/>
         <w:spacing w:before="120" w:line="360" w:lineRule="auto"/>
         <w:ind w:left="0"/>
         <w:rPr>
@@ -1260,6 +1328,7 @@
     <w:p>
       <w:pPr>
         <w:pStyle w:val="BodyTextIndent2"/>
+        <w:keepLines/>
         <w:spacing w:before="120" w:line="360" w:lineRule="auto"/>
         <w:ind w:left="0"/>
         <w:rPr>
@@ -1296,6 +1365,7 @@
     </w:p>
     <w:p>
       <w:pPr>
+        <w:keepLines/>
         <w:tabs>
           <w:tab w:val="left" w:pos="720"/>
         </w:tabs>
@@ -1335,6 +1405,7 @@
     </w:p>
     <w:p>
       <w:pPr>
+        <w:keepLines/>
         <w:tabs>
           <w:tab w:val="left" w:pos="720"/>
         </w:tabs>
@@ -1382,6 +1453,7 @@
     </w:p>
     <w:p>
       <w:pPr>
+        <w:keepLines/>
         <w:spacing w:line="300" w:lineRule="auto"/>
         <w:ind w:left="720" w:hanging="720"/>
         <w:jc w:val="both"/>
@@ -2124,6 +2196,8 @@
     </w:p>
     <w:p>
       <w:pPr>
+        <w:keepNext/>
+        <w:keepLines/>
         <w:spacing w:line="300" w:lineRule="auto"/>
         <w:rPr>
           <w:w w:val="110"/>
@@ -2144,6 +2218,8 @@
     </w:p>
     <w:p>
       <w:pPr>
+        <w:keepNext/>
+        <w:keepLines/>
         <w:spacing w:line="300" w:lineRule="auto"/>
         <w:ind w:firstLine="233"/>
         <w:rPr>
@@ -2163,6 +2239,8 @@
     </w:p>
     <w:p>
       <w:pPr>
+        <w:keepNext/>
+        <w:keepLines/>
         <w:spacing w:line="300" w:lineRule="auto"/>
         <w:ind w:firstLine="233"/>
         <w:rPr>
@@ -2186,6 +2264,8 @@
     </w:p>
     <w:p>
       <w:pPr>
+        <w:keepNext/>
+        <w:keepLines/>
         <w:spacing w:line="300" w:lineRule="auto"/>
         <w:ind w:firstLine="233"/>
         <w:rPr>
@@ -2209,6 +2289,7 @@
     </w:p>
     <w:p>
       <w:pPr>
+        <w:keepLines/>
         <w:spacing w:line="300" w:lineRule="auto"/>
         <w:rPr>
           <w:w w:val="110"/>
@@ -2228,6 +2309,8 @@
     <w:p>
       <w:pPr>
         <w:pStyle w:val="CrPageStart"/>
+        <w:keepNext/>
+        <w:keepLines/>
         <w:spacing w:line="300" w:lineRule="auto"/>
         <w:jc w:val="center"/>
         <w:rPr>
@@ -2247,6 +2330,8 @@
     </w:p>
     <w:p>
       <w:pPr>
+        <w:keepNext/>
+        <w:keepLines/>
         <w:spacing w:line="300" w:lineRule="auto"/>
         <w:jc w:val="center"/>
         <w:rPr>
@@ -2266,6 +2351,8 @@
     </w:p>
     <w:p>
       <w:pPr>
+        <w:keepNext/>
+        <w:keepLines/>
         <w:jc w:val="center"/>
         <w:spacing w:line="300" w:lineRule="auto"/>
         <w:rPr>
@@ -2295,6 +2382,7 @@
     </w:p>
     <w:p>
       <w:pPr>
+        <w:keepLines/>
         <w:jc w:val="center"/>
         <w:spacing w:line="300" w:lineRule="auto"/>
         <w:ind w:left="3600" w:firstLine="720"/>
@@ -2319,6 +2407,8 @@
     </w:p>
     <w:p>
       <w:pPr>
+        <w:keepNext/>
+        <w:keepLines/>
         <w:spacing w:line="300" w:lineRule="auto"/>
         <w:ind w:left="720" w:hanging="720"/>
         <w:jc w:val="center"/>
@@ -2341,6 +2431,7 @@
     </w:p>
     <w:p>
       <w:pPr>
+        <w:keepLines/>
         <w:spacing w:line="300" w:lineRule="auto"/>
         <w:ind w:left="720" w:hanging="720"/>
         <w:jc w:val="center"/>
@@ -2365,6 +2456,7 @@
     </w:p>
     <w:p>
       <w:pPr>
+        <w:keepLines/>
         <w:spacing w:line="300" w:lineRule="auto"/>
         <w:ind w:left="720" w:hanging="720"/>
         <w:rPr>
@@ -2446,6 +2538,8 @@
     </w:p>
     <w:p>
       <w:pPr>
+        <w:keepNext/>
+        <w:keepLines/>
         <w:spacing w:line="300" w:lineRule="auto"/>
         <w:jc w:val="both"/>
         <w:rPr>
@@ -2479,6 +2573,7 @@
     </w:p>
     <w:p>
       <w:pPr>
+        <w:keepLines/>
         <w:spacing w:line="300" w:lineRule="auto"/>
         <w:ind w:left="1440" w:hanging="720"/>
         <w:jc w:val="both"/>
@@ -2524,6 +2619,8 @@
     </w:p>
     <w:p>
       <w:pPr>
+        <w:keepNext/>
+        <w:keepLines/>
         <w:tabs>
           <w:tab w:val="left" w:pos="720"/>
         </w:tabs>
@@ -2563,6 +2660,8 @@
     </w:p>
     <w:p>
       <w:pPr>
+        <w:keepNext/>
+        <w:keepLines/>
         <w:tabs>
           <w:tab w:val="left" w:pos="720"/>
         </w:tabs>
@@ -2586,6 +2685,8 @@
     </w:p>
     <w:p>
       <w:pPr>
+        <w:keepNext/>
+        <w:keepLines/>
         <w:tabs>
           <w:tab w:val="left" w:pos="720"/>
         </w:tabs>
@@ -2609,6 +2710,8 @@
     </w:p>
     <w:p>
       <w:pPr>
+        <w:keepNext/>
+        <w:keepLines/>
         <w:spacing w:line="300" w:lineRule="auto"/>
         <w:ind w:left="1440" w:hanging="720"/>
         <w:jc w:val="both"/>
@@ -2644,6 +2747,8 @@
     </w:p>
     <w:p>
       <w:pPr>
+        <w:keepNext/>
+        <w:keepLines/>
         <w:spacing w:line="300" w:lineRule="auto"/>
         <w:ind w:left="1440" w:hanging="720"/>
         <w:jc w:val="both"/>
@@ -2664,6 +2769,8 @@
     </w:p>
     <w:p>
       <w:pPr>
+        <w:keepNext/>
+        <w:keepLines/>
         <w:spacing w:line="300" w:lineRule="auto"/>
         <w:ind w:left="1440" w:hanging="720"/>
         <w:jc w:val="both"/>
@@ -2684,6 +2791,8 @@
     </w:p>
     <w:p>
       <w:pPr>
+        <w:keepNext/>
+        <w:keepLines/>
         <w:spacing w:line="300" w:lineRule="auto"/>
         <w:ind w:left="1440" w:hanging="720"/>
         <w:jc w:val="both"/>
@@ -2704,6 +2813,8 @@
     </w:p>
     <w:p>
       <w:pPr>
+        <w:keepNext/>
+        <w:keepLines/>
         <w:spacing w:line="300" w:lineRule="auto"/>
         <w:ind w:left="1440" w:hanging="720"/>
         <w:jc w:val="both"/>
@@ -2724,6 +2835,8 @@
     </w:p>
     <w:p>
       <w:pPr>
+        <w:keepNext/>
+        <w:keepLines/>
         <w:spacing w:line="300" w:lineRule="auto"/>
         <w:ind w:left="1440" w:hanging="720"/>
         <w:jc w:val="both"/>
@@ -2744,6 +2857,8 @@
     </w:p>
     <w:p>
       <w:pPr>
+        <w:keepNext/>
+        <w:keepLines/>
         <w:spacing w:line="300" w:lineRule="auto"/>
         <w:ind w:left="1440" w:hanging="720"/>
         <w:jc w:val="both"/>
@@ -2764,6 +2879,7 @@
     </w:p>
     <w:p>
       <w:pPr>
+        <w:keepLines/>
         <w:spacing w:line="300" w:lineRule="auto"/>
         <w:ind w:left="1440" w:hanging="720"/>
         <w:jc w:val="both"/>
@@ -2784,6 +2900,7 @@
     </w:p>
     <w:p>
       <w:pPr>
+        <w:keepLines/>
         <w:tabs>
           <w:tab w:val="left" w:pos="720"/>
         </w:tabs>
@@ -2907,6 +3024,8 @@
     </w:p>
     <w:p>
       <w:pPr>
+        <w:keepNext/>
+        <w:keepLines/>
         <w:spacing w:line="300" w:lineRule="auto"/>
         <w:ind w:left="720" w:hanging="720"/>
         <w:jc w:val="center"/>
@@ -2927,6 +3046,7 @@
     </w:p>
     <w:p>
       <w:pPr>
+        <w:keepLines/>
         <w:spacing w:line="300" w:lineRule="auto"/>
         <w:ind w:left="720" w:hanging="720"/>
         <w:jc w:val="center"/>
@@ -2947,6 +3067,7 @@
     </w:p>
     <w:p>
       <w:pPr>
+        <w:keepLines/>
         <w:spacing w:line="300" w:lineRule="auto"/>
         <w:ind w:left="720" w:hanging="720"/>
         <w:jc w:val="both"/>
@@ -2983,6 +3104,8 @@
     </w:p>
     <w:p>
       <w:pPr>
+        <w:keepNext/>
+        <w:keepLines/>
         <w:tabs>
           <w:tab w:val="left" w:pos="720"/>
         </w:tabs>
@@ -3017,6 +3140,8 @@
     </w:p>
     <w:p>
       <w:pPr>
+        <w:keepNext/>
+        <w:keepLines/>
         <w:tabs>
           <w:tab w:val="left" w:pos="720"/>
         </w:tabs>
@@ -3048,6 +3173,8 @@
     </w:p>
     <w:p>
       <w:pPr>
+        <w:keepNext/>
+        <w:keepLines/>
         <w:tabs>
           <w:tab w:val="left" w:pos="720"/>
         </w:tabs>
@@ -3072,6 +3199,8 @@
     </w:p>
     <w:p>
       <w:pPr>
+        <w:keepNext/>
+        <w:keepLines/>
         <w:tabs>
           <w:tab w:val="left" w:pos="720"/>
         </w:tabs>
@@ -3096,6 +3225,7 @@
     </w:p>
     <w:p>
       <w:pPr>
+        <w:keepLines/>
         <w:tabs>
           <w:tab w:val="left" w:pos="720"/>
         </w:tabs>
@@ -3120,6 +3250,8 @@
     </w:p>
     <w:p>
       <w:pPr>
+        <w:keepNext/>
+        <w:keepLines/>
         <w:tabs>
           <w:tab w:val="left" w:pos="720"/>
         </w:tabs>
@@ -3159,6 +3291,7 @@
     </w:p>
     <w:p>
       <w:pPr>
+        <w:keepLines/>
         <w:tabs>
           <w:tab w:val="left" w:pos="720"/>
         </w:tabs>
@@ -3190,6 +3323,7 @@
     </w:p>
     <w:p>
       <w:pPr>
+        <w:keepLines/>
         <w:tabs>
           <w:tab w:val="left" w:pos="720"/>
         </w:tabs>
@@ -3229,6 +3363,7 @@
     </w:p>
     <w:p>
       <w:pPr>
+        <w:keepLines/>
         <w:spacing w:line="300" w:lineRule="auto"/>
         <w:ind w:left="720" w:hanging="720"/>
         <w:jc w:val="both"/>
@@ -3265,6 +3400,8 @@
     </w:p>
     <w:p>
       <w:pPr>
+        <w:keepNext/>
+        <w:keepLines/>
         <w:spacing w:line="300" w:lineRule="auto"/>
         <w:ind w:left="720" w:hanging="720"/>
         <w:jc w:val="center"/>
@@ -3285,6 +3422,7 @@
     </w:p>
     <w:p>
       <w:pPr>
+        <w:keepLines/>
         <w:spacing w:line="300" w:lineRule="auto"/>
         <w:ind w:left="720" w:hanging="720"/>
         <w:jc w:val="center"/>
@@ -3307,6 +3445,7 @@
     </w:p>
     <w:p>
       <w:pPr>
+        <w:keepLines/>
         <w:spacing w:line="300" w:lineRule="auto"/>
         <w:ind w:left="720" w:hanging="720"/>
         <w:jc w:val="both"/>
@@ -3343,6 +3482,7 @@
     </w:p>
     <w:p>
       <w:pPr>
+        <w:keepLines/>
         <w:tabs>
           <w:tab w:val="left" w:pos="720"/>
         </w:tabs>
@@ -3390,6 +3530,8 @@
     </w:p>
     <w:p>
       <w:pPr>
+        <w:keepNext/>
+        <w:keepLines/>
         <w:spacing w:line="300" w:lineRule="auto"/>
         <w:ind w:left="720" w:hanging="720"/>
         <w:jc w:val="center"/>
@@ -3410,6 +3552,7 @@
     </w:p>
     <w:p>
       <w:pPr>
+        <w:keepLines/>
         <w:spacing w:line="300" w:lineRule="auto"/>
         <w:ind w:left="720" w:hanging="720"/>
         <w:jc w:val="center"/>
@@ -3432,6 +3575,8 @@
     </w:p>
     <w:p>
       <w:pPr>
+        <w:keepNext/>
+        <w:keepLines/>
         <w:tabs>
           <w:tab w:val="left" w:pos="720"/>
         </w:tabs>
@@ -3465,6 +3610,8 @@
     </w:p>
     <w:p>
       <w:pPr>
+        <w:keepNext/>
+        <w:keepLines/>
         <w:tabs>
           <w:tab w:val="left" w:pos="720"/>
         </w:tabs>
@@ -3488,6 +3635,8 @@
     </w:p>
     <w:p>
       <w:pPr>
+        <w:keepNext/>
+        <w:keepLines/>
         <w:tabs>
           <w:tab w:val="left" w:pos="720"/>
         </w:tabs>
@@ -3511,6 +3660,8 @@
     </w:p>
     <w:p>
       <w:pPr>
+        <w:keepNext/>
+        <w:keepLines/>
         <w:tabs>
           <w:tab w:val="left" w:pos="720"/>
         </w:tabs>
@@ -3534,6 +3685,8 @@
     </w:p>
     <w:p>
       <w:pPr>
+        <w:keepNext/>
+        <w:keepLines/>
         <w:tabs>
           <w:tab w:val="left" w:pos="720"/>
         </w:tabs>
@@ -3557,6 +3710,7 @@
     </w:p>
     <w:p>
       <w:pPr>
+        <w:keepLines/>
         <w:tabs>
           <w:tab w:val="left" w:pos="720"/>
         </w:tabs>
@@ -3580,6 +3734,8 @@
     </w:p>
     <w:p>
       <w:pPr>
+        <w:keepNext/>
+        <w:keepLines/>
         <w:spacing w:line="300" w:lineRule="auto"/>
         <w:ind w:left="720" w:hanging="720"/>
         <w:jc w:val="center"/>
@@ -3600,6 +3756,7 @@
     </w:p>
     <w:p>
       <w:pPr>
+        <w:keepLines/>
         <w:spacing w:line="300" w:lineRule="auto"/>
         <w:ind w:left="720" w:hanging="720"/>
         <w:jc w:val="center"/>
@@ -3622,6 +3779,7 @@
     </w:p>
     <w:p>
       <w:pPr>
+        <w:keepLines/>
         <w:tabs>
           <w:tab w:val="left" w:pos="720"/>
         </w:tabs>
@@ -3669,6 +3827,7 @@
     </w:p>
     <w:p>
       <w:pPr>
+        <w:keepLines/>
         <w:tabs>
           <w:tab w:val="left" w:pos="720"/>
         </w:tabs>
@@ -3716,6 +3875,8 @@
     </w:p>
     <w:p>
       <w:pPr>
+        <w:keepNext/>
+        <w:keepLines/>
         <w:tabs>
           <w:tab w:val="left" w:pos="720"/>
         </w:tabs>
@@ -3757,6 +3918,8 @@
     </w:p>
     <w:p>
       <w:pPr>
+        <w:keepNext/>
+        <w:keepLines/>
         <w:tabs>
           <w:tab w:val="left" w:pos="720"/>
         </w:tabs>
@@ -3788,6 +3951,7 @@
     </w:p>
     <w:p>
       <w:pPr>
+        <w:keepLines/>
         <w:tabs>
           <w:tab w:val="left" w:pos="720"/>
         </w:tabs>
@@ -3812,6 +3976,8 @@
     </w:p>
     <w:p>
       <w:pPr>
+        <w:keepNext/>
+        <w:keepLines/>
         <w:tabs>
           <w:tab w:val="left" w:pos="720"/>
         </w:tabs>
@@ -3859,6 +4025,8 @@
     </w:p>
     <w:p>
       <w:pPr>
+        <w:keepNext/>
+        <w:keepLines/>
         <w:tabs>
           <w:tab w:val="left" w:pos="720"/>
         </w:tabs>
@@ -3883,6 +4051,8 @@
     </w:p>
     <w:p>
       <w:pPr>
+        <w:keepNext/>
+        <w:keepLines/>
         <w:tabs>
           <w:tab w:val="left" w:pos="720"/>
         </w:tabs>
@@ -3906,6 +4076,7 @@
     </w:p>
     <w:p>
       <w:pPr>
+        <w:keepLines/>
         <w:tabs>
           <w:tab w:val="left" w:pos="720"/>
         </w:tabs>
@@ -3929,6 +4100,7 @@
     </w:p>
     <w:p>
       <w:pPr>
+        <w:keepLines/>
         <w:tabs>
           <w:tab w:val="left" w:pos="720"/>
         </w:tabs>
@@ -3954,6 +4126,8 @@
     </w:p>
     <w:p>
       <w:pPr>
+        <w:keepNext/>
+        <w:keepLines/>
         <w:tabs>
           <w:tab w:val="left" w:pos="720"/>
         </w:tabs>
@@ -3993,6 +4167,8 @@
     </w:p>
     <w:p>
       <w:pPr>
+        <w:keepNext/>
+        <w:keepLines/>
         <w:tabs>
           <w:tab w:val="left" w:pos="720"/>
         </w:tabs>
@@ -4015,6 +4191,7 @@
     </w:p>
     <w:p>
       <w:pPr>
+        <w:keepLines/>
         <w:tabs>
           <w:tab w:val="left" w:pos="720"/>
           <w:tab w:val="left" w:pos="1080"/>
@@ -4039,6 +4216,7 @@
     </w:p>
     <w:p>
       <w:pPr>
+        <w:keepLines/>
         <w:tabs>
           <w:tab w:val="left" w:pos="720"/>
         </w:tabs>
@@ -4078,6 +4256,7 @@
     </w:p>
     <w:p>
       <w:pPr>
+        <w:keepLines/>
         <w:tabs>
           <w:tab w:val="left" w:pos="720"/>
         </w:tabs>
@@ -4131,6 +4310,7 @@
     </w:p>
     <w:p>
       <w:pPr>
+        <w:keepLines/>
         <w:spacing w:line="300" w:lineRule="auto"/>
         <w:ind w:left="720" w:hanging="720"/>
         <w:jc w:val="both"/>
@@ -4887,6 +5067,8 @@
     </w:p>
     <w:p>
       <w:pPr>
+        <w:keepNext/>
+        <w:keepLines/>
         <w:spacing w:line="300" w:lineRule="auto"/>
         <w:rPr>
           <w:w w:val="110"/>
@@ -4907,6 +5089,8 @@
     </w:p>
     <w:p>
       <w:pPr>
+        <w:keepNext/>
+        <w:keepLines/>
         <w:spacing w:line="300" w:lineRule="auto"/>
         <w:ind w:firstLine="233"/>
         <w:rPr>
@@ -4926,6 +5110,8 @@
     </w:p>
     <w:p>
       <w:pPr>
+        <w:keepNext/>
+        <w:keepLines/>
         <w:spacing w:line="300" w:lineRule="auto"/>
         <w:ind w:firstLine="233"/>
         <w:rPr>
@@ -4949,6 +5135,8 @@
     </w:p>
     <w:p>
       <w:pPr>
+        <w:keepNext/>
+        <w:keepLines/>
         <w:spacing w:line="300" w:lineRule="auto"/>
         <w:rPr>
           <w:b/>
@@ -4971,6 +5159,7 @@
     </w:p>
     <w:p>
       <w:pPr>
+        <w:keepLines/>
         <w:spacing w:line="300" w:lineRule="auto"/>
         <w:rPr>
           <w:w w:val="110"/>
@@ -4990,6 +5179,7 @@
     <w:p>
       <w:pPr>
         <w:pStyle w:val="CrPageStart"/>
+        <w:keepLines/>
         <w:jc w:val="right"/>
         <w:tabs>
           <w:tab w:val="left" w:pos="480"/>
@@ -5016,6 +5206,8 @@
     </w:p>
     <w:p>
       <w:pPr>
+        <w:keepNext/>
+        <w:keepLines/>
         <w:spacing w:line="276" w:lineRule="auto"/>
         <w:ind w:right="-810"/>
         <w:rPr>
@@ -5033,6 +5225,8 @@
     </w:p>
     <w:p>
       <w:pPr>
+        <w:keepNext/>
+        <w:keepLines/>
         <w:spacing w:line="276" w:lineRule="auto"/>
         <w:ind w:right="-810"/>
         <w:rPr>
@@ -5050,6 +5244,7 @@
     </w:p>
     <w:p>
       <w:pPr>
+        <w:keepLines/>
         <w:spacing w:line="276" w:lineRule="auto"/>
         <w:ind w:right="-810"/>
         <w:rPr>
@@ -5077,6 +5272,8 @@
     </w:p>
     <w:p>
       <w:pPr>
+        <w:keepNext/>
+        <w:keepLines/>
         <w:spacing w:line="276" w:lineRule="auto"/>
         <w:ind w:left="2160" w:right="-810" w:firstLine="720"/>
         <w:rPr>
@@ -5100,6 +5297,8 @@
     </w:p>
     <w:p>
       <w:pPr>
+        <w:keepNext/>
+        <w:keepLines/>
         <w:spacing w:line="276" w:lineRule="auto"/>
         <w:ind w:right="-810"/>
         <w:rPr>
@@ -5118,6 +5317,8 @@
     <w:p>
       <w:pPr>
         <w:pStyle w:val="BodyTextIndent"/>
+        <w:keepNext/>
+        <w:keepLines/>
         <w:spacing w:line="276" w:lineRule="auto"/>
         <w:ind w:right="-810"/>
         <w:rPr>
@@ -5152,6 +5353,7 @@
     <w:p>
       <w:pPr>
         <w:pStyle w:val="BodyTextIndent"/>
+        <w:keepLines/>
         <w:spacing w:line="276" w:lineRule="auto"/>
         <w:ind w:right="-810"/>
         <w:jc w:val="center"/>
@@ -5175,6 +5377,7 @@
     <w:p>
       <w:pPr>
         <w:pStyle w:val="BodyTextIndent"/>
+        <w:keepLines/>
         <w:spacing w:line="276" w:lineRule="auto"/>
         <w:ind w:right="-810"/>
         <w:rPr>
@@ -5195,6 +5398,7 @@
     <w:p>
       <w:pPr>
         <w:pStyle w:val="BodyTextIndent"/>
+        <w:keepLines/>
         <w:spacing w:line="276" w:lineRule="auto"/>
         <w:ind w:right="-810"/>
         <w:rPr>
@@ -5245,6 +5449,8 @@
     </w:p>
     <w:p>
       <w:pPr>
+        <w:keepNext/>
+        <w:keepLines/>
         <w:spacing w:line="276" w:lineRule="auto"/>
         <w:ind w:right="-810"/>
         <w:jc w:val="both"/>
@@ -5267,6 +5473,7 @@
     </w:p>
     <w:p>
       <w:pPr>
+        <w:keepLines/>
         <w:rPr>
           <w:b/>
           <w:bCs/>
@@ -5294,6 +5501,7 @@
     </w:p>
     <w:p>
       <w:pPr>
+        <w:keepLines/>
         <w:spacing w:line="276" w:lineRule="auto"/>
         <w:ind w:right="-810" w:firstLine="720"/>
         <w:jc w:val="both"/>
@@ -5337,6 +5545,7 @@
     </w:p>
     <w:p>
       <w:pPr>
+        <w:keepLines/>
         <w:spacing w:line="276" w:lineRule="auto"/>
         <w:ind w:right="-810" w:firstLine="720"/>
         <w:jc w:val="both"/>
@@ -5358,6 +5567,8 @@
     <w:p>
       <w:pPr>
         <w:pStyle w:val="CrPageStart"/>
+        <w:keepNext/>
+        <w:keepLines/>
         <w:spacing w:line="276" w:lineRule="auto"/>
         <w:ind w:right="-810"/>
         <w:jc w:val="both"/>
@@ -5428,6 +5639,7 @@
     </w:p>
     <w:p>
       <w:pPr>
+        <w:keepLines/>
         <w:autoSpaceDE w:val="0"/>
         <w:autoSpaceDN w:val="0"/>
         <w:adjustRightInd w:val="0"/>
@@ -5462,6 +5674,8 @@
     </w:p>
     <w:p>
       <w:pPr>
+        <w:keepNext/>
+        <w:keepLines/>
         <w:spacing w:line="276" w:lineRule="auto"/>
         <w:ind w:right="-810"/>
         <w:jc w:val="both"/>
@@ -5484,6 +5698,7 @@
     </w:p>
     <w:p>
       <w:pPr>
+        <w:keepLines/>
         <w:rPr>
           <w:b/>
           <w:bCs/>
@@ -5529,6 +5744,7 @@
     </w:p>
     <w:p>
       <w:pPr>
+        <w:keepLines/>
         <w:spacing w:line="276" w:lineRule="auto"/>
         <w:ind w:right="-810" w:firstLine="720"/>
         <w:jc w:val="both"/>
@@ -5573,6 +5789,7 @@
     </w:p>
     <w:p>
       <w:pPr>
+        <w:keepLines/>
         <w:spacing w:line="276" w:lineRule="auto"/>
         <w:ind w:right="-810" w:firstLine="720"/>
         <w:jc w:val="both"/>

--- a/assets/templates/company-registration-single.docx
+++ b/assets/templates/company-registration-single.docx
@@ -1453,6 +1453,7 @@
     </w:p>
     <w:p>
       <w:pPr>
+        <w:keepNext/>
         <w:keepLines/>
         <w:spacing w:line="300" w:lineRule="auto"/>
         <w:ind w:left="720" w:hanging="720"/>
@@ -1693,6 +1694,7 @@
           <w:p>
             <w:pPr>
               <w:spacing w:after="0" w:line="240" w:lineRule="auto"/>
+              <w:keepNext/>
               <w:jc w:val="both"/>
               <w:rPr>
                 <w:sz w:val="16"/>
@@ -1702,6 +1704,7 @@
           </w:p>
           <w:p>
             <w:pPr>
+              <w:keepNext/>
               <w:jc w:val="both"/>
               <w:rPr>
                 <w:sz w:val="22"/>
@@ -1719,6 +1722,7 @@
           <w:p>
             <w:pPr>
               <w:spacing w:after="0" w:line="240" w:lineRule="auto"/>
+              <w:keepNext/>
               <w:jc w:val="both"/>
               <w:rPr>
                 <w:sz w:val="16"/>
@@ -1728,6 +1732,7 @@
           </w:p>
           <w:p>
             <w:pPr>
+              <w:keepNext/>
               <w:jc w:val="both"/>
               <w:rPr>
                 <w:b/>
@@ -1748,6 +1753,7 @@
           </w:p>
           <w:p>
             <w:pPr>
+              <w:keepNext/>
               <w:jc w:val="both"/>
               <w:rPr>
                 <w:b/>
@@ -1769,6 +1775,7 @@
           <w:p>
             <w:pPr>
               <w:spacing w:after="0" w:line="240" w:lineRule="auto"/>
+              <w:keepNext/>
               <w:jc w:val="both"/>
               <w:rPr>
                 <w:sz w:val="16"/>
@@ -1779,6 +1786,7 @@
           <w:p>
             <w:pPr>
               <w:spacing w:after="0" w:line="240" w:lineRule="auto"/>
+              <w:keepNext/>
               <w:jc w:val="both"/>
               <w:rPr>
                 <w:sz w:val="16"/>
@@ -1788,6 +1796,7 @@
           </w:p>
           <w:p>
             <w:pPr>
+              <w:keepNext/>
               <w:jc w:val="both"/>
               <w:rPr>
                 <w:sz w:val="22"/>
@@ -1810,6 +1819,7 @@
           <w:p>
             <w:pPr>
               <w:spacing w:after="0" w:line="240" w:lineRule="auto"/>
+              <w:keepNext/>
               <w:jc w:val="both"/>
               <w:rPr>
                 <w:rFonts w:eastAsia="PMingLiU"/>
@@ -1823,6 +1833,7 @@
           <w:p>
             <w:pPr>
               <w:spacing w:after="0" w:line="240" w:lineRule="auto"/>
+              <w:keepNext/>
               <w:jc w:val="both"/>
               <w:rPr>
                 <w:rFonts w:eastAsia="PMingLiU"/>
@@ -1835,6 +1846,7 @@
           </w:p>
           <w:p>
             <w:pPr>
+              <w:keepNext/>
               <w:jc w:val="both"/>
               <w:rPr>
                 <w:rFonts w:eastAsia="PMingLiU"/>
@@ -1860,6 +1872,7 @@
           <w:p>
             <w:pPr>
               <w:spacing w:after="0" w:line="240" w:lineRule="auto"/>
+              <w:keepNext/>
               <w:jc w:val="center"/>
               <w:rPr>
                 <w:color w:val="FF0000"/>
@@ -1876,6 +1889,7 @@
           <w:p>
             <w:pPr>
               <w:spacing w:after="0" w:line="240" w:lineRule="auto"/>
+              <w:keepNext/>
               <w:jc w:val="center"/>
               <w:rPr>
                 <w:color w:val="FF0000"/>
@@ -1887,6 +1901,7 @@
           <w:p>
             <w:pPr>
               <w:spacing w:after="0" w:line="240" w:lineRule="auto"/>
+              <w:keepNext/>
               <w:jc w:val="center"/>
               <w:rPr>
                 <w:color w:val="FF0000"/>
@@ -1897,6 +1912,7 @@
           </w:p>
           <w:p>
             <w:pPr>
+              <w:keepNext/>
               <w:jc w:val="center"/>
               <w:rPr>
                 <w:b/>
@@ -1917,6 +1933,7 @@
           </w:p>
           <w:p>
             <w:pPr>
+              <w:keepNext/>
               <w:jc w:val="center"/>
               <w:rPr>
                 <w:color w:val="FF0000"/>
@@ -1943,6 +1960,7 @@
           <w:p>
             <w:pPr>
               <w:spacing w:after="0" w:line="240" w:lineRule="auto"/>
+              <w:keepNext/>
               <w:jc w:val="center"/>
               <w:rPr>
                 <w:sz w:val="16"/>
@@ -1953,6 +1971,7 @@
           <w:p>
             <w:pPr>
               <w:spacing w:after="0" w:line="240" w:lineRule="auto"/>
+              <w:keepNext/>
               <w:jc w:val="center"/>
               <w:rPr>
                 <w:sz w:val="16"/>
@@ -1962,6 +1981,7 @@
           </w:p>
           <w:p>
             <w:pPr>
+              <w:keepNext/>
               <w:jc w:val="center"/>
               <w:rPr>
                 <w:sz w:val="22"/>
@@ -1978,6 +1998,7 @@
           </w:p>
           <w:p>
             <w:pPr>
+              <w:keepNext/>
               <w:jc w:val="center"/>
               <w:rPr>
                 <w:sz w:val="22"/>
@@ -1999,6 +2020,7 @@
           </w:tcPr>
           <w:p>
             <w:pPr>
+              <w:keepNext/>
               <w:jc w:val="both"/>
               <w:rPr>
                 <w:sz w:val="22"/>
@@ -2016,6 +2038,7 @@
           <w:p>
             <w:pPr>
               <w:spacing w:after="0" w:line="240" w:lineRule="auto"/>
+              <w:keepNext/>
               <w:jc w:val="both"/>
               <w:rPr>
                 <w:sz w:val="16"/>
@@ -2025,6 +2048,7 @@
           </w:p>
           <w:p>
             <w:pPr>
+              <w:keepNext/>
               <w:jc w:val="both"/>
               <w:rPr>
                 <w:color w:val="000000"/>
@@ -2043,6 +2067,7 @@
           </w:p>
           <w:p>
             <w:pPr>
+              <w:keepNext/>
               <w:jc w:val="both"/>
               <w:rPr>
                 <w:b/>
@@ -2063,6 +2088,7 @@
           <w:p>
             <w:pPr>
               <w:spacing w:after="0" w:line="240" w:lineRule="auto"/>
+              <w:keepNext/>
               <w:jc w:val="both"/>
               <w:rPr>
                 <w:color w:val="000000"/>
@@ -2074,6 +2100,7 @@
           <w:p>
             <w:pPr>
               <w:spacing w:after="0" w:line="240" w:lineRule="auto"/>
+              <w:keepNext/>
               <w:jc w:val="both"/>
               <w:rPr>
                 <w:sz w:val="16"/>
@@ -2084,6 +2111,7 @@
           <w:p>
             <w:pPr>
               <w:spacing w:after="0" w:line="240" w:lineRule="auto"/>
+              <w:keepNext/>
               <w:jc w:val="both"/>
               <w:rPr>
                 <w:sz w:val="16"/>
@@ -2094,6 +2122,7 @@
           <w:p>
             <w:pPr>
               <w:spacing w:after="0" w:line="240" w:lineRule="auto"/>
+              <w:keepNext/>
               <w:jc w:val="both"/>
               <w:rPr>
                 <w:sz w:val="16"/>
@@ -2104,6 +2133,7 @@
           <w:p>
             <w:pPr>
               <w:spacing w:after="0" w:line="240" w:lineRule="auto"/>
+              <w:keepNext/>
               <w:jc w:val="both"/>
               <w:rPr>
                 <w:sz w:val="16"/>
@@ -2113,6 +2143,7 @@
           </w:p>
           <w:p>
             <w:pPr>
+              <w:keepNext/>
               <w:jc w:val="both"/>
               <w:rPr>
                 <w:sz w:val="22"/>
@@ -2135,6 +2166,7 @@
           <w:p>
             <w:pPr>
               <w:spacing w:after="0" w:line="240" w:lineRule="auto"/>
+              <w:keepNext/>
               <w:jc w:val="center"/>
               <w:rPr>
                 <w:sz w:val="16"/>
@@ -2144,6 +2176,7 @@
           </w:p>
           <w:p>
             <w:pPr>
+              <w:keepNext/>
               <w:spacing w:line="300" w:lineRule="auto"/>
               <w:jc w:val="center"/>
               <w:rPr>
@@ -2161,6 +2194,7 @@
           </w:p>
           <w:p>
             <w:pPr>
+              <w:keepNext/>
               <w:spacing w:line="300" w:lineRule="auto"/>
               <w:jc w:val="center"/>
               <w:rPr>
@@ -4310,6 +4344,7 @@
     </w:p>
     <w:p>
       <w:pPr>
+        <w:keepNext/>
         <w:keepLines/>
         <w:spacing w:line="300" w:lineRule="auto"/>
         <w:ind w:left="720" w:hanging="720"/>
@@ -4565,6 +4600,7 @@
           <w:p>
             <w:pPr>
               <w:spacing w:after="0" w:line="240" w:lineRule="auto"/>
+              <w:keepNext/>
               <w:jc w:val="both"/>
               <w:rPr>
                 <w:sz w:val="16"/>
@@ -4574,6 +4610,7 @@
           </w:p>
           <w:p>
             <w:pPr>
+              <w:keepNext/>
               <w:jc w:val="both"/>
               <w:rPr>
                 <w:sz w:val="22"/>
@@ -4591,6 +4628,7 @@
           <w:p>
             <w:pPr>
               <w:spacing w:after="0" w:line="240" w:lineRule="auto"/>
+              <w:keepNext/>
               <w:jc w:val="both"/>
               <w:rPr>
                 <w:sz w:val="16"/>
@@ -4600,6 +4638,7 @@
           </w:p>
           <w:p>
             <w:pPr>
+              <w:keepNext/>
               <w:jc w:val="both"/>
               <w:rPr>
                 <w:b/>
@@ -4620,6 +4659,7 @@
           </w:p>
           <w:p>
             <w:pPr>
+              <w:keepNext/>
               <w:jc w:val="both"/>
               <w:rPr>
                 <w:b/>
@@ -4641,6 +4681,7 @@
           <w:p>
             <w:pPr>
               <w:spacing w:after="0" w:line="240" w:lineRule="auto"/>
+              <w:keepNext/>
               <w:jc w:val="both"/>
               <w:rPr>
                 <w:sz w:val="16"/>
@@ -4651,6 +4692,7 @@
           <w:p>
             <w:pPr>
               <w:spacing w:after="0" w:line="240" w:lineRule="auto"/>
+              <w:keepNext/>
               <w:jc w:val="both"/>
               <w:rPr>
                 <w:sz w:val="16"/>
@@ -4660,6 +4702,7 @@
           </w:p>
           <w:p>
             <w:pPr>
+              <w:keepNext/>
               <w:jc w:val="both"/>
               <w:rPr>
                 <w:sz w:val="22"/>
@@ -4682,6 +4725,7 @@
           <w:p>
             <w:pPr>
               <w:spacing w:after="0" w:line="240" w:lineRule="auto"/>
+              <w:keepNext/>
               <w:jc w:val="both"/>
               <w:rPr>
                 <w:rFonts w:eastAsia="PMingLiU"/>
@@ -4695,6 +4739,7 @@
           <w:p>
             <w:pPr>
               <w:spacing w:after="0" w:line="240" w:lineRule="auto"/>
+              <w:keepNext/>
               <w:jc w:val="both"/>
               <w:rPr>
                 <w:rFonts w:eastAsia="PMingLiU"/>
@@ -4707,6 +4752,7 @@
           </w:p>
           <w:p>
             <w:pPr>
+              <w:keepNext/>
               <w:jc w:val="both"/>
               <w:rPr>
                 <w:rFonts w:eastAsia="PMingLiU"/>
@@ -4732,6 +4778,7 @@
           <w:p>
             <w:pPr>
               <w:spacing w:after="0" w:line="240" w:lineRule="auto"/>
+              <w:keepNext/>
               <w:jc w:val="center"/>
               <w:rPr>
                 <w:color w:val="FF0000"/>
@@ -4748,6 +4795,7 @@
           <w:p>
             <w:pPr>
               <w:spacing w:after="0" w:line="240" w:lineRule="auto"/>
+              <w:keepNext/>
               <w:jc w:val="center"/>
               <w:rPr>
                 <w:color w:val="FF0000"/>
@@ -4759,6 +4807,7 @@
           <w:p>
             <w:pPr>
               <w:spacing w:after="0" w:line="240" w:lineRule="auto"/>
+              <w:keepNext/>
               <w:jc w:val="center"/>
               <w:rPr>
                 <w:color w:val="FF0000"/>
@@ -4769,6 +4818,7 @@
           </w:p>
           <w:p>
             <w:pPr>
+              <w:keepNext/>
               <w:jc w:val="center"/>
               <w:rPr>
                 <w:b/>
@@ -4789,6 +4839,7 @@
           </w:p>
           <w:p>
             <w:pPr>
+              <w:keepNext/>
               <w:jc w:val="center"/>
               <w:rPr>
                 <w:color w:val="FF0000"/>
@@ -4815,6 +4866,7 @@
           <w:p>
             <w:pPr>
               <w:spacing w:after="0" w:line="240" w:lineRule="auto"/>
+              <w:keepNext/>
               <w:jc w:val="center"/>
               <w:rPr>
                 <w:sz w:val="16"/>
@@ -4825,6 +4877,7 @@
           <w:p>
             <w:pPr>
               <w:spacing w:after="0" w:line="240" w:lineRule="auto"/>
+              <w:keepNext/>
               <w:jc w:val="center"/>
               <w:rPr>
                 <w:sz w:val="16"/>
@@ -4834,6 +4887,7 @@
           </w:p>
           <w:p>
             <w:pPr>
+              <w:keepNext/>
               <w:jc w:val="center"/>
               <w:rPr>
                 <w:sz w:val="22"/>
@@ -4850,6 +4904,7 @@
           </w:p>
           <w:p>
             <w:pPr>
+              <w:keepNext/>
               <w:jc w:val="center"/>
               <w:rPr>
                 <w:sz w:val="22"/>
@@ -4871,6 +4926,7 @@
           </w:tcPr>
           <w:p>
             <w:pPr>
+              <w:keepNext/>
               <w:jc w:val="both"/>
               <w:rPr>
                 <w:sz w:val="22"/>
@@ -4888,6 +4944,7 @@
           <w:p>
             <w:pPr>
               <w:spacing w:after="0" w:line="240" w:lineRule="auto"/>
+              <w:keepNext/>
               <w:jc w:val="both"/>
               <w:rPr>
                 <w:sz w:val="16"/>
@@ -4897,6 +4954,7 @@
           </w:p>
           <w:p>
             <w:pPr>
+              <w:keepNext/>
               <w:jc w:val="both"/>
               <w:rPr>
                 <w:color w:val="000000"/>
@@ -4915,6 +4973,7 @@
           </w:p>
           <w:p>
             <w:pPr>
+              <w:keepNext/>
               <w:jc w:val="both"/>
               <w:rPr>
                 <w:b/>
@@ -4935,6 +4994,7 @@
           <w:p>
             <w:pPr>
               <w:spacing w:after="0" w:line="240" w:lineRule="auto"/>
+              <w:keepNext/>
               <w:jc w:val="both"/>
               <w:rPr>
                 <w:color w:val="000000"/>
@@ -4946,6 +5006,7 @@
           <w:p>
             <w:pPr>
               <w:spacing w:after="0" w:line="240" w:lineRule="auto"/>
+              <w:keepNext/>
               <w:jc w:val="both"/>
               <w:rPr>
                 <w:sz w:val="16"/>
@@ -4956,6 +5017,7 @@
           <w:p>
             <w:pPr>
               <w:spacing w:after="0" w:line="240" w:lineRule="auto"/>
+              <w:keepNext/>
               <w:jc w:val="both"/>
               <w:rPr>
                 <w:sz w:val="16"/>
@@ -4966,6 +5028,7 @@
           <w:p>
             <w:pPr>
               <w:spacing w:after="0" w:line="240" w:lineRule="auto"/>
+              <w:keepNext/>
               <w:jc w:val="both"/>
               <w:rPr>
                 <w:sz w:val="16"/>
@@ -4976,6 +5039,7 @@
           <w:p>
             <w:pPr>
               <w:spacing w:after="0" w:line="240" w:lineRule="auto"/>
+              <w:keepNext/>
               <w:jc w:val="both"/>
               <w:rPr>
                 <w:sz w:val="16"/>
@@ -4985,6 +5049,7 @@
           </w:p>
           <w:p>
             <w:pPr>
+              <w:keepNext/>
               <w:jc w:val="both"/>
               <w:rPr>
                 <w:sz w:val="22"/>
@@ -5007,6 +5072,7 @@
           <w:p>
             <w:pPr>
               <w:spacing w:after="0" w:line="240" w:lineRule="auto"/>
+              <w:keepNext/>
               <w:jc w:val="center"/>
               <w:rPr>
                 <w:sz w:val="16"/>
@@ -5016,6 +5082,7 @@
           </w:p>
           <w:p>
             <w:pPr>
+              <w:keepNext/>
               <w:spacing w:line="300" w:lineRule="auto"/>
               <w:jc w:val="center"/>
               <w:rPr>
@@ -5033,6 +5100,7 @@
           </w:p>
           <w:p>
             <w:pPr>
+              <w:keepNext/>
               <w:spacing w:line="300" w:lineRule="auto"/>
               <w:jc w:val="center"/>
               <w:rPr>

--- a/assets/templates/company-registration-single.docx
+++ b/assets/templates/company-registration-single.docx
@@ -54,9 +54,8 @@
       <w:pPr>
         <w:keepNext/>
         <w:keepLines/>
-        <w:spacing w:line="300" w:lineRule="auto"/>
-        <w:ind w:right="-97"/>
         <w:jc w:val="center"/>
+        <w:spacing w:line="300" w:lineRule="auto"/>
         <w:rPr>
           <w:w w:val="110"/>
           <w:sz w:val="22"/>
@@ -76,9 +75,8 @@
       <w:pPr>
         <w:keepNext/>
         <w:keepLines/>
-        <w:spacing w:line="300" w:lineRule="auto"/>
-        <w:ind w:left="-450" w:right="-97" w:firstLine="270"/>
         <w:jc w:val="center"/>
+        <w:spacing w:line="300" w:lineRule="auto"/>
         <w:rPr>
           <w:w w:val="110"/>
           <w:sz w:val="32"/>
@@ -98,8 +96,8 @@
       <w:pPr>
         <w:keepNext/>
         <w:keepLines/>
-        <w:spacing w:line="300" w:lineRule="auto"/>
         <w:jc w:val="center"/>
+        <w:spacing w:line="300" w:lineRule="auto"/>
         <w:rPr>
           <w:b/>
           <w:w w:val="110"/>
@@ -120,8 +118,8 @@
     <w:p>
       <w:pPr>
         <w:keepLines/>
-        <w:spacing w:line="300" w:lineRule="auto"/>
         <w:jc w:val="center"/>
+        <w:spacing w:line="300" w:lineRule="auto"/>
         <w:rPr>
           <w:b/>
           <w:w w:val="110"/>
@@ -2345,8 +2343,8 @@
         <w:pStyle w:val="CrPageStart"/>
         <w:keepNext/>
         <w:keepLines/>
-        <w:spacing w:line="300" w:lineRule="auto"/>
         <w:jc w:val="center"/>
+        <w:spacing w:line="300" w:lineRule="auto"/>
         <w:rPr>
           <w:w w:val="110"/>
           <w:sz w:val="24"/>
@@ -2366,8 +2364,8 @@
       <w:pPr>
         <w:keepNext/>
         <w:keepLines/>
-        <w:spacing w:line="300" w:lineRule="auto"/>
         <w:jc w:val="center"/>
+        <w:spacing w:line="300" w:lineRule="auto"/>
         <w:rPr>
           <w:w w:val="110"/>
           <w:sz w:val="24"/>
@@ -2419,7 +2417,6 @@
         <w:keepLines/>
         <w:jc w:val="center"/>
         <w:spacing w:line="300" w:lineRule="auto"/>
-        <w:ind w:left="3600" w:firstLine="720"/>
         <w:rPr>
           <w:b/>
           <w:w w:val="110"/>
@@ -2443,9 +2440,8 @@
       <w:pPr>
         <w:keepNext/>
         <w:keepLines/>
-        <w:spacing w:line="300" w:lineRule="auto"/>
-        <w:ind w:left="720" w:hanging="720"/>
         <w:jc w:val="center"/>
+        <w:spacing w:line="300" w:lineRule="auto"/>
         <w:rPr>
           <w:b/>
           <w:w w:val="110"/>
@@ -2466,9 +2462,8 @@
     <w:p>
       <w:pPr>
         <w:keepLines/>
-        <w:spacing w:line="300" w:lineRule="auto"/>
-        <w:ind w:left="720" w:hanging="720"/>
         <w:jc w:val="center"/>
+        <w:spacing w:line="300" w:lineRule="auto"/>
         <w:rPr>
           <w:b/>
           <w:w w:val="110"/>
